--- a/livrables/Presentation_Projet_CongesFlow.docx
+++ b/livrables/Presentation_Projet_CongesFlow.docx
@@ -176,7 +176,7 @@
                 <w:sz w:val="19"/>
                 <w:szCs w:val="19"/>
               </w:rPr>
-              <w:t xml:space="preserve">[Votre Nom Prénom]</w:t>
+              <w:t xml:space="preserve">BOUNGOU MBIMI Gloire Bryan</w:t>
             </w:r>
           </w:p>
         </w:tc>
